--- a/example_articles/countries/Multiple/5.countries_Multiple_Other_publisher.docx
+++ b/example_articles/countries/Multiple/5.countries_Multiple_Other_publisher.docx
@@ -29,17 +29,17 @@
     </w:p>
     <w:p>
       <w:r>
-        <w:t>Source File: Other publishers/Files (500) (6).DOCX</w:t>
+        <w:t>Source file: Other publishers/Files (500) (6).DOCX</w:t>
       </w:r>
     </w:p>
     <w:p>
       <w:r>
-        <w:t>Raw locations result: ['France', 'United States']</w:t>
+        <w:t>Raw locations result, 'locations': ['France', 'United States']</w:t>
       </w:r>
     </w:p>
     <w:p>
       <w:r>
-        <w:t>countries_stand_flat (Standardized): Multiple</w:t>
+        <w:t>Standardized locations result, 'countries_stand_flat': Multiple</w:t>
       </w:r>
     </w:p>
     <w:p>

--- a/example_articles/countries/Multiple/5.countries_Multiple_Other_publisher.docx
+++ b/example_articles/countries/Multiple/5.countries_Multiple_Other_publisher.docx
@@ -7,9 +7,7 @@
         <w:pStyle w:val="Heading1"/>
       </w:pPr>
       <w:r>
-        <w:t>LABOR IS HURTING;</w:t>
-        <w:br/>
-        <w:t>HAS CLINTON SOLD OUT THE WORKING CLASS FOR NAFTA?</w:t>
+        <w:t>Despite success, Branagh still waits for that film 'bomb'</w:t>
       </w:r>
     </w:p>
     <w:p>
@@ -19,22 +17,22 @@
     </w:p>
     <w:p>
       <w:r>
-        <w:t>Date: 1993-11-19</w:t>
+        <w:t>Date: 1993-05-09</w:t>
       </w:r>
     </w:p>
     <w:p>
       <w:r>
-        <w:t>Section: EDITORIAL,</w:t>
+        <w:t>Section: Entertainment; Pg. 1F</w:t>
       </w:r>
     </w:p>
     <w:p>
       <w:r>
-        <w:t>Source file: Other publishers/Files (500) (6).DOCX</w:t>
+        <w:t>Source file: Other publishers/Files (500) (29).DOCX</w:t>
       </w:r>
     </w:p>
     <w:p>
       <w:r>
-        <w:t>Raw locations result, 'locations': ['France', 'United States']</w:t>
+        <w:t>Raw locations result, 'locations': ['Northern Ireland', 'England']</w:t>
       </w:r>
     </w:p>
     <w:p>
@@ -51,37 +49,59 @@
     </w:p>
     <w:p>
       <w:r>
-        <w:t>In the days before the North American Free Trade Agreement vote -- in all the talk and all the lobbying -- I kept hearing how opposition to the pact was associated with isolationism and a general antipathy toward free trade in general.</w:t>
+        <w:t>Kenneth Branagh is waiting for what he calls "that big kick in the teeth."</w:t>
         <w:br/>
-        <w:t>I suppose there's something to that, but it was not the impression I was getting. Instead, I thought the debate was over the screwing of the average man and how, finally, he (or she) was fighting back. It was about time.</w:t>
+        <w:t xml:space="preserve"> After bursting on the movie scene four years ago with "Henry V" - which catapulted him from unknown to Oscar nominee - and following that Shakespeare adaptation with the box-office hit "Dead Again" and the international favorite "Peter's Friends," he figures it's only a matter of time before the odds catch up with him and one of his movies bombs.  He just hopes it doesn't come with his newest film, an adaptation of Shakespeare's comedy "Much Ado About Nothing," which opens Friday.</w:t>
         <w:br/>
-        <w:t>The so-called average man has had a lousy time of it during the last 20 years. Factored for inflation, his average weekly wages have fallen since 1973. (Before that, they rose every year.) By the beginning of the 1990s, your average Joe was down some 19.1 percent in weekly wages -- despite the go-go 1980s of Ronald Reagan. Go-go into debt was the outcome for too many people.</w:t>
+        <w:t xml:space="preserve"> "I assume that disaster is around the corner," he said.  "I always assume that, and then I'm surprised when a movie finds an audience.  But if a movie flops, I'm going to be the least surprised person.  I figure it's the price I have to pay for all the success I've had."</w:t>
         <w:br/>
-        <w:t>From all appearances, things have hardly gotten better. The Zeitgeist is studded with ugly, frightening words: downsizing, re-engineering, efficiency, competitiveness. They have become code words for ''walking papers'': You have been downsized out of a job, re-engineered onto an unemployment line. Your company is so efficient it can do without you and it can compete -- Hallelujah! -- with similar companies whose hiring is limited to a brace of robots and some part-timers who will work at home for not terribly much money.</w:t>
+        <w:t>Does that make him a pessimist or a realist?  Neither. According to Branagh, it makes him a product of a "strict Protestant working-class background."</w:t>
         <w:br/>
-        <w:t>None of this is exactly news to Bill Clinton. He ran for president as the champion of the middle class. During the campaign, his leakers leaked that he was reading a book called ''America: What Went Wrong?'' Written by two Philadelphia Inquirer reporters, Donald Barlett and James Steele, it argued that during the 1980s, the White House and Congress permitted an enormous transfer of wealth ''from the middle class to the rich and from the middle class to the poor.'' Barlett and Steele, twice winners of the Pulitzer Prize, called this trend ''the dismantling of the middle class.''</w:t>
+        <w:t xml:space="preserve"> In fact, he attributes a lot to that upbringing.  Asked why he has maintained such a fervid pace - writing, directing and starring in at least one movie a year, as well as taking on other acting assignments, including a turn in the recent "Swing Kids" - he points to the lessons his parents taught him.</w:t>
         <w:br/>
-        <w:t>At the time, which was April of 1992, I was told that the Barlett-Steele book would become something of a campaign bible. While the book never achieved that sort of prominence, the plight of the middle class nevertheless did become the focus of the Clinton campaign. He promised a tax break and, of course, an affordable health-care system. So far, he's one for two -- at least in intentions.</w:t>
+        <w:t xml:space="preserve"> "It's that Protestant work ethic," he said by telephone from New York.  "I wish I could lose it.  I have robust health, I'm happy and I've been lucky. I have a responsibility to that talent to go out and do.  But not just to accomplish X or Y.  My parents drummed in the responsibility to work and create work for others.  It's more guilt than anything else."</w:t>
         <w:br/>
-        <w:t>But in a way that has nothing at all to do with proposed programs, Clinton has not been the champion of the middle class -- not those, anyway, who feel economically insecure or, by now, aggrieved. He has certainly not given voice to the anger many Americans feel about excessive and unconscionable salaries given to titans of the very industries that are downsizing. In terms of rhetoric, he has vacated the populist field to the likes of Ross Perot or Patrick Buchanan.</w:t>
+        <w:t xml:space="preserve"> Branagh was born in Northern Ireland and raised in England, where he learned his trade.  He feels that he has a debt to pay for the opportunities he's been afforded - one reason he has turned down offers from Hollywood (some of them purportedly immense) to continue working out of his London-based production company, Renaissance Films.</w:t>
         <w:br/>
-        <w:t>Of course, rhetoric is not the same as a jobs program or retraining -- and Clinton has either attempted or proposed such programs. But rhetoric -- a posture -- is not mere words, either. The right words, a sympathetic attitude, can be mighty comforting.</w:t>
+        <w:t xml:space="preserve"> "In our country, where the film industry is in such a poor way, I want to help in any way I can," he said.  He paused for a moment before adding: "More guilt."</w:t>
         <w:br/>
-        <w:t>Maybe, even, a little jawboning could rein in some of the excesses of the business community, make certain business leaders talk a bit about what they owe their workers and not just their stockholders. For the most part, Clinton has been mum on this score.</w:t>
+        <w:t xml:space="preserve"> The four movies he has written and directed have been in four genres: "Henry V" was a historical drama, "Dead Again" a film noir thriller, "Peter's Friend" a comedy-drama and "Much Ado About Nothing" a romantic comedy. Work already is underway on the sets for his next project, an adaptation of the 19th-century horror story "Frankenstein."</w:t>
         <w:br/>
-        <w:t>The NAFTA fight only exacerbated this perception. Clinton backed the right cause, but his allies were the very people who no worker in his right mind can really trust: The American business community. When Wall Street and corporate America talk about what's good for the country, the average American would be entitled to cover his wallet. These are the same people who got richer and richer in the 1980s while the average middle-class American was doing worse and worse.</w:t>
+        <w:t xml:space="preserve"> But Branagh denies he has any grand career plan to mix styles so he won't be pigeonholed.  He says it's more like being a youngster in a toy store, grabbing whatever plaything excites him the most.</w:t>
         <w:br/>
-        <w:t>Symbolism matters. Roosevelt and Kennedy were virtual icons in the home of many hyphenated Americans (African-Americans, Jewish-Americans) largely on the basis of symbolic acts. Historians may report that neither president entered office with a burning desire to ameliorate the plight of blacks, but in countless African-American homes it was routine to see Roosevelt or Kennedy portraits.</w:t>
+        <w:t xml:space="preserve"> "I don't feel comfortable enough with my filmmaking talents to go with something that doesn't engage my attention," he said.  "Then I get the enthusiasm to take on something like film noir in 'Dead Again,' even though it's a genre I had no experience in.  Without that kind of gut connection, I think I would be found out quickly.  The variety in my work - as it has been to date - is more an indication of the width of stuff I like to watch."</w:t>
         <w:br/>
-        <w:t>At the moment, though, few working-class people are likely to put a portrait of Clinton anywhere but on the dart board. Whether this gives Clinton a big political problem in 1996 is hard to say. But it's not hard to say that Clinton has somehow failed to champion and comfort the very people who once looked to him for economic relief.</w:t>
+        <w:t xml:space="preserve"> Of course, releasing "Much Ado About Nothing" only a few years after doing "Henry V" is going to establish Branagh as a Shakespearean expert in a lot of people's minds.  He doesn't care.  A graduate of the Royal Academy of Dramatic Arts, he feels Shakespeare is what he does best.</w:t>
         <w:br/>
-        <w:t>The vociferous opposition of organized labor coupled with the findings of countless pollsters ultimately made many Americans listen to what was being said. Bill Clinton's NAFTA opponents were mostly not ideological isolationists nor opposed to free trade. They are mostly just hurting.</w:t>
+        <w:t xml:space="preserve"> "I respond to him very strongly," he said.  "His plays have given me much more than I have given them.  I find them endlessly rich.  I've just finished playing 'Hamlet' [in a stage production] for the fourth time, and it's still an exciting and rewarding experience.  Because he was such a great poet, you can come back to him again and again.  The plays resonate, like a great piece of music.</w:t>
+        <w:br/>
+        <w:t xml:space="preserve"> "I don't think there's any question that my two Shakespeare films have my heart and soul in them.  But if I only made Shakespeare movies, I don't think it would be healthy for my career. I think the best actors, those who have a specialized subject, do better when they go away from the subject for a while."</w:t>
+        <w:br/>
+        <w:t xml:space="preserve"> Part of the reason for the success of "Henry V" and for the positive response "Much Ado About Nothing" has won from preview audiences is that Branagh takes a middlebrow approach to what many consider a highbrow subject.  Shakespeare wrote his plays for the masses, not the intellectual elite.  Branagh has the same goal for his adaptations.</w:t>
+        <w:br/>
+        <w:t xml:space="preserve"> "I by no means have academic expectations," he said.  "My response to Shakespeare is very basic: He makes me laugh and he makes me cry.  I respond to them strictly as pieces of entertainment."</w:t>
+        <w:br/>
+        <w:t xml:space="preserve"> His casting for "Much Ado About Nothing" is unusual.  Although familiar with hundreds of British actors who have played Shakespearean roles on stage, he went primarily with Americans who have little such experience, and in some cases none.  His hand-picked cast includes Denzel Washington, Michael Keaton, Keanu Reeves and Robert Sean Leonard.</w:t>
+        <w:br/>
+        <w:t xml:space="preserve"> "I wanted people who had made adventurous career choices," he said. "I wanted a cast that would not be intimidated by Shakespeare or feel the need to come up with a strange mid-Atlantic accent.  I wanted people with the confidence to play it as themselves. . . . I wanted that naturalness.  They brought in a breath of fresh air. There are a lot of British actors with a lot of experience, but I did not want them to come in believing they knew how to do it."</w:t>
+        <w:br/>
+        <w:t xml:space="preserve"> He chose for himself the role of the avowed bachelor and woman-hater Benedick,which he has enjoyed playing on stage several times. Benedick's opposite, the man-baiting Beatrice, is played by Emma Thompson, Branagh's wife and co-star in all of his movies.  But he maintains that he didn't cast her just because of tradition.</w:t>
+        <w:br/>
+        <w:t xml:space="preserve"> "Heaven knows we've played opposite each other before," he said.  "But it seemed natural for Emma to play the role.  The relationship [between Benedick and Beatrice] is such that I think it benefited us to know each other so well."</w:t>
+        <w:br/>
+        <w:t xml:space="preserve"> Thompson's recent Academy Award for "Howards End" may put an end to the Branagh-Thompson combo.  Branagh is planning to play the mad doctor in "Frankenstein," but he's not sure if his wife will be joining him.  "I don't know if it will fit into her schedule," he said, adding with a laugh: "And I don't know if we can afford her now."</w:t>
+        <w:br/>
+        <w:t xml:space="preserve"> His Protestant work ethic notwithstanding, Branagh admitted that he has "an internal advisor that is saying, 'Just stop for a bit.' " He and his wife intend to follow that advice after "Frankenstein."</w:t>
+        <w:br/>
+        <w:t xml:space="preserve"> "The last few months have been a pretty extraordinary time," he said.  "This has been a pretty heady time.  But we're aware of the things that ground us: our friends, our home.  It may sound trite, but we plan to do things like do some planting in the back yard.  Post-'Frankenstein,' I think we're going to get out of people's faces for a while - maybe a year."</w:t>
         <w:br/>
         <w:br/>
-        <w:t>Notes</w:t>
+        <w:t>Graphic</w:t>
         <w:br/>
         <w:br/>
-        <w:t>Richard Cohen is a syndicated columnist for The Washington Post.</w:t>
+        <w:t xml:space="preserve"> </w:t>
+        <w:br/>
+        <w:t>Photograph</w:t>
       </w:r>
     </w:p>
     <w:sectPr>

--- a/example_articles/countries/Multiple/5.countries_Multiple_Other_publisher.docx
+++ b/example_articles/countries/Multiple/5.countries_Multiple_Other_publisher.docx
@@ -7,7 +7,7 @@
         <w:pStyle w:val="Heading1"/>
       </w:pPr>
       <w:r>
-        <w:t>Despite success, Branagh still waits for that film 'bomb'</w:t>
+        <w:t>Prius a macho car?</w:t>
       </w:r>
     </w:p>
     <w:p>
@@ -17,22 +17,22 @@
     </w:p>
     <w:p>
       <w:r>
-        <w:t>Date: 1993-05-09</w:t>
+        <w:t>Date: 2010-11-19</w:t>
       </w:r>
     </w:p>
     <w:p>
       <w:r>
-        <w:t>Section: Entertainment; Pg. 1F</w:t>
+        <w:t>Section: TIMEOUT; Pg. 35</w:t>
       </w:r>
     </w:p>
     <w:p>
       <w:r>
-        <w:t>Source file: Other publishers/Files (500) (29).DOCX</w:t>
+        <w:t>Source file: Other publishers/Files (500) (17).DOCX</w:t>
       </w:r>
     </w:p>
     <w:p>
       <w:r>
-        <w:t>Raw locations result, 'locations': ['Northern Ireland', 'England']</w:t>
+        <w:t>Raw locations result, 'locations': ['Mexico', 'Guatemala', 'Texas', 'Illinois']</w:t>
       </w:r>
     </w:p>
     <w:p>
@@ -49,51 +49,59 @@
     </w:p>
     <w:p>
       <w:r>
-        <w:t>Kenneth Branagh is waiting for what he calls "that big kick in the teeth."</w:t>
+        <w:t>Prius a macho car?</w:t>
         <w:br/>
-        <w:t xml:space="preserve"> After bursting on the movie scene four years ago with "Henry V" - which catapulted him from unknown to Oscar nominee - and following that Shakespeare adaptation with the box-office hit "Dead Again" and the international favorite "Peter's Friends," he figures it's only a matter of time before the odds catch up with him and one of his movies bombs.  He just hopes it doesn't come with his newest film, an adaptation of Shakespeare's comedy "Much Ado About Nothing," which opens Friday.</w:t>
+        <w:t>Is the Toyota Prius becoming a macho car? Not quite yet.</w:t>
         <w:br/>
-        <w:t xml:space="preserve"> "I assume that disaster is around the corner," he said.  "I always assume that, and then I'm surprised when a movie finds an audience.  But if a movie flops, I'm going to be the least surprised person.  I figure it's the price I have to pay for all the success I've had."</w:t>
+        <w:t>The distinctive hybrid automobile that uses both electrical and gas power is the car of choice for Russell Crowe's community college professor in "The Next Three Days."</w:t>
         <w:br/>
-        <w:t>Does that make him a pessimist or a realist?  Neither. According to Branagh, it makes him a product of a "strict Protestant working-class background."</w:t>
+        <w:t>When Crowe's teacher embarks upon a dark plan to spring his murder-convict wife from jail, police recover a piece of his car's taillight smashed at the scene of a murder.</w:t>
         <w:br/>
-        <w:t xml:space="preserve"> In fact, he attributes a lot to that upbringing.  Asked why he has maintained such a fervid pace - writing, directing and starring in at least one movie a year, as well as taking on other acting assignments, including a turn in the recent "Swing Kids" - he points to the lessons his parents taught him.</w:t>
+        <w:t>A police detective on the case wonders, "What kind of criminal drives a Prius?"</w:t>
         <w:br/>
-        <w:t xml:space="preserve"> "It's that Protestant work ethic," he said by telephone from New York.  "I wish I could lose it.  I have robust health, I'm happy and I've been lucky. I have a responsibility to that talent to go out and do.  But not just to accomplish X or Y.  My parents drummed in the responsibility to work and create work for others.  It's more guilt than anything else."</w:t>
+        <w:t>"A conscientious one?" his subordinate volunteers.</w:t>
         <w:br/>
-        <w:t xml:space="preserve"> Branagh was born in Northern Ireland and raised in England, where he learned his trade.  He feels that he has a debt to pay for the opportunities he's been afforded - one reason he has turned down offers from Hollywood (some of them purportedly immense) to continue working out of his London-based production company, Renaissance Films.</w:t>
+        <w:t>At least the Prius didn't get maligned here as much as it did in the August cop comedy "The Other Guys." Mark Wahlberg utters a constant stream of Prius masculinity put-downs, such as ... uh ... actually, most of the them can't be printed in a family newspaper.</w:t>
         <w:br/>
-        <w:t xml:space="preserve"> "In our country, where the film industry is in such a poor way, I want to help in any way I can," he said.  He paused for a moment before adding: "More guilt."</w:t>
+        <w:t>But they're very funny.</w:t>
         <w:br/>
-        <w:t xml:space="preserve"> The four movies he has written and directed have been in four genres: "Henry V" was a historical drama, "Dead Again" a film noir thriller, "Peter's Friend" a comedy-drama and "Much Ado About Nothing" a romantic comedy. Work already is underway on the sets for his next project, an adaptation of the 19th-century horror story "Frankenstein."</w:t>
+        <w:t>Reel Life review:</w:t>
         <w:br/>
-        <w:t xml:space="preserve"> But Branagh denies he has any grand career plan to mix styles so he won't be pigeonholed.  He says it's more like being a youngster in a toy store, grabbing whatever plaything excites him the most.</w:t>
+        <w:t>'Monsters'</w:t>
         <w:br/>
-        <w:t xml:space="preserve"> "I don't feel comfortable enough with my filmmaking talents to go with something that doesn't engage my attention," he said.  "Then I get the enthusiasm to take on something like film noir in 'Dead Again,' even though it's a genre I had no experience in.  Without that kind of gut connection, I think I would be found out quickly.  The variety in my work - as it has been to date - is more an indication of the width of stuff I like to watch."</w:t>
+        <w:t>Gareth Edwards' low-budget "Monsters" offers up a few prerequisite creatures from outer space, but it's mostly a relationship drama about two lonely people from contrasting socio-economic backgrounds who</w:t>
         <w:br/>
-        <w:t xml:space="preserve"> Of course, releasing "Much Ado About Nothing" only a few years after doing "Henry V" is going to establish Branagh as a Shakespearean expert in a lot of people's minds.  He doesn't care.  A graduate of the Royal Academy of Dramatic Arts, he feels Shakespeare is what he does best.</w:t>
+        <w:t>get to know each other better while taking a journey through dangerous turf called The Infected Zone.</w:t>
         <w:br/>
-        <w:t xml:space="preserve"> "I respond to him very strongly," he said.  "His plays have given me much more than I have given them.  I find them endlessly rich.  I've just finished playing 'Hamlet' [in a stage production] for the fourth time, and it's still an exciting and rewarding experience.  Because he was such a great poet, you can come back to him again and again.  The plays resonate, like a great piece of music.</w:t>
+        <w:t>Had Edwards been able to cast Humphrey Bogart and Katharine Hepburn in "Monsters," it might have offered some star cache. But Scoot McNairy and Whitney Able don't quite possess the chops to make their characters more than mildly interesting, and not even the arrival of two giant squidlike creatures making whoopie in the desert can pull this movie out of a tailspin of unfulfilled expectations.</w:t>
         <w:br/>
-        <w:t xml:space="preserve"> "I don't think there's any question that my two Shakespeare films have my heart and soul in them.  But if I only made Shakespeare movies, I don't think it would be healthy for my career. I think the best actors, those who have a specialized subject, do better when they go away from the subject for a while."</w:t>
+        <w:t>Six years ago, a NASA space probe returned to earth carrying alien life-forms. On entry, the probe crashed in northern Mexico, now referred to as "The Infected Zone." All sorts of bizarre creatures roam the countryside, as glimpsed in the film's doc-like introduction where soldiers fire upon a giant tentacled creature in dingy televised news footage.</w:t>
         <w:br/>
-        <w:t xml:space="preserve"> Part of the reason for the success of "Henry V" and for the positive response "Much Ado About Nothing" has won from preview audiences is that Branagh takes a middlebrow approach to what many consider a highbrow subject.  Shakespeare wrote his plays for the masses, not the intellectual elite.  Branagh has the same goal for his adaptations.</w:t>
+        <w:t>Andrew Kaulder (McNairy) works as a photographer for an international publisher. In Mexico to shoot photos of the Infected Zone denizens, Kaulder gets orders to escort the publisher's pretty daughter Sam (Whitney Able) to the United States.</w:t>
         <w:br/>
-        <w:t xml:space="preserve"> "I by no means have academic expectations," he said.  "My response to Shakespeare is very basic: He makes me laugh and he makes me cry.  I respond to them strictly as pieces of entertainment."</w:t>
+        <w:t>Wouldn't you know that Kaulder loses his passport and money? That, coupled with other conspiracies of bad luck, poor timing and limited transportation resources, forces Kaulder and Sam to journey by foot through the Infected Zone to home.</w:t>
         <w:br/>
-        <w:t xml:space="preserve"> His casting for "Much Ado About Nothing" is unusual.  Although familiar with hundreds of British actors who have played Shakespearean roles on stage, he went primarily with Americans who have little such experience, and in some cases none.  His hand-picked cast includes Denzel Washington, Michael Keaton, Keanu Reeves and Robert Sean Leonard.</w:t>
+        <w:t>If they can avoid being killed.</w:t>
         <w:br/>
-        <w:t xml:space="preserve"> "I wanted people who had made adventurous career choices," he said. "I wanted a cast that would not be intimidated by Shakespeare or feel the need to come up with a strange mid-Atlantic accent.  I wanted people with the confidence to play it as themselves. . . . I wanted that naturalness.  They brought in a breath of fresh air. There are a lot of British actors with a lot of experience, but I did not want them to come in believing they knew how to do it."</w:t>
+        <w:t>There's a certain joy to Edwards' creature feature in that it skillfully sidesteps most every cliché known to the genre.</w:t>
         <w:br/>
-        <w:t xml:space="preserve"> He chose for himself the role of the avowed bachelor and woman-hater Benedick,which he has enjoyed playing on stage several times. Benedick's opposite, the man-baiting Beatrice, is played by Emma Thompson, Branagh's wife and co-star in all of his movies.  But he maintains that he didn't cast her just because of tradition.</w:t>
+        <w:t>Kaulder, an unhappy single father, hits on the younger Sam, but against expectations, no actual romance surfaces. We never find out much about the creatures or the NASA probe that brought them here.</w:t>
         <w:br/>
-        <w:t xml:space="preserve"> "Heaven knows we've played opposite each other before," he said.  "But it seemed natural for Emma to play the role.  The relationship [between Benedick and Beatrice] is such that I think it benefited us to know each other so well."</w:t>
+        <w:t>That's OK, because "Monsters" isn't about the titular characters so much as the seemingly improvised relationship between the working-class Kaulder and the privileged-class Sam.</w:t>
         <w:br/>
-        <w:t xml:space="preserve"> Thompson's recent Academy Award for "Howards End" may put an end to the Branagh-Thompson combo.  Branagh is planning to play the mad doctor in "Frankenstein," but he's not sure if his wife will be joining him.  "I don't know if it will fit into her schedule," he said, adding with a laugh: "And I don't know if we can afford her now."</w:t>
+        <w:t>The destruction and debris in the locations of "Monsters" feel utterly real, unlike the heightened nonrealism of digital effects. Edwards shot some of his grittiest backgrounds in the wake of Hurricane Ike in Texas, with other scenes using Mexico and Guatemala as backdrops.</w:t>
         <w:br/>
-        <w:t xml:space="preserve"> His Protestant work ethic notwithstanding, Branagh admitted that he has "an internal advisor that is saying, 'Just stop for a bit.' " He and his wife intend to follow that advice after "Frankenstein."</w:t>
+        <w:t>"Monsters" opens at the Century Centre in Chicago. Rated R for language, violence, nudity, sexual situations. 94 minutes. . .</w:t>
         <w:br/>
-        <w:t xml:space="preserve"> "The last few months have been a pretty extraordinary time," he said.  "This has been a pretty heady time.  But we're aware of the things that ground us: our friends, our home.  It may sound trite, but we plan to do things like do some planting in the back yard.  Post-'Frankenstein,' I think we're going to get out of people's faces for a while - maybe a year."</w:t>
+        <w:t>'Kingdom' comes</w:t>
+        <w:br/>
+        <w:t>The After Hours Film Society presents David Michod's gripping Australian crime drama "Animal Kingdom" at 7:30 p.m. Monday, Nov. 22, at the Tivoli Theater, 5021 Highland Ave., Downers Grove. It's about a family of thugs run by a poisonous matriarch named Smurf (Jacki Weaver) and the family man cop (Guy Pearce) on their trail. Admission costs $9 ($5 for members). Call (630) 968-0219 or go to afterhoursfilmsociety.com. Rated R for drug use, language and violence. 113 minutes. . . . 1/2</w:t>
+        <w:br/>
+        <w:t>Patty dukes it out</w:t>
+        <w:br/>
+        <w:t>Oscar-winning actress Patty Duke makes a pit stop at Chicago's Music Box Theatre, 3733 N. Southport Ave. to introduce her 1967 movie "Valley of the Dolls" at 1 p.m. Saturday, Nov. 20. The event had to be rescheduled from Sept. 24 because the actress snagged a role on the Lifetime Movie channel.</w:t>
+        <w:br/>
+        <w:t>Tickets cost $14 (advance), $17 at the door. Only 70 special tickets — which include the movie, a signed photograph and a reception — will be sold at $40 each. Go to musicboxtheatre.com or call (773) 871-6607.</w:t>
         <w:br/>
         <w:br/>
         <w:t>Graphic</w:t>
@@ -101,7 +109,7 @@
         <w:br/>
         <w:t xml:space="preserve"> </w:t>
         <w:br/>
-        <w:t>Photograph</w:t>
+        <w:t>Sam (Whitney Able) dons a gas mask just to be sure in the drama "Monsters."</w:t>
       </w:r>
     </w:p>
     <w:sectPr>
